--- a/docs/quarto/index.docx
+++ b/docs/quarto/index.docx
@@ -161,7 +161,7 @@
         </w:numPr>
       </w:pPr>
       <w:r>
-        <w:t xml:space="preserve">Adults aged ≥18 years</w:t>
+        <w:t xml:space="preserve">Adults aged ≥ 18 years</w:t>
       </w:r>
     </w:p>
     <w:p>
@@ -172,18 +172,7 @@
         </w:numPr>
       </w:pPr>
       <w:r>
-        <w:t xml:space="preserve">Principal diagnosis of thoracic or thoracoabdominal aortic dissection, identified using ICD-10-CM codes: I7101 and I7103</w:t>
-      </w:r>
-    </w:p>
-    <w:p>
-      <w:pPr>
-        <w:numPr>
-          <w:ilvl w:val="1"/>
-          <w:numId w:val="1003"/>
-        </w:numPr>
-      </w:pPr>
-      <w:r>
-        <w:t xml:space="preserve">Non-elective admission</w:t>
+        <w:t xml:space="preserve">Principal diagnosis of aortic dissection, identified using ICD-10-CM code: I71.0</w:t>
       </w:r>
     </w:p>
     <w:p>
@@ -997,7 +986,7 @@
         </w:numPr>
       </w:pPr>
       <w:r>
-        <w:t xml:space="preserve">Mean Charge (95% CI): 216382 to 244952</w:t>
+        <w:t xml:space="preserve">Mean Charge (95% CI): 216383 to 244951</w:t>
       </w:r>
     </w:p>
     <w:p>
@@ -1049,7 +1038,7 @@
         </w:numPr>
       </w:pPr>
       <w:r>
-        <w:t xml:space="preserve">Mean Charge (95% CI): 95297 to 116530</w:t>
+        <w:t xml:space="preserve">Mean Charge (95% CI): 95298 to 116529</w:t>
       </w:r>
     </w:p>
     <w:bookmarkEnd w:id="24"/>

--- a/docs/quarto/index.docx
+++ b/docs/quarto/index.docx
@@ -183,7 +183,7 @@
         </w:numPr>
       </w:pPr>
       <w:r>
-        <w:t xml:space="preserve">Index discharge by the end of November to allow for a complete 90-day follow-up period</w:t>
+        <w:t xml:space="preserve">Index discharge by the end of September to allow for a complete 90-day follow-up period</w:t>
       </w:r>
     </w:p>
     <w:p>
@@ -3383,6 +3383,381 @@
                 <w:sz w:val="20"/>
               </w:rPr>
               <w:t xml:space="default">1,023 (25%)</w:t>
+            </w:r>
+          </w:p>
+        </w:tc>
+        <w:tc>
+          <w:tcPr>
+            <w:tcBorders>
+              <w:top w:val="single" w:space="0" w:color="D3D3D3"/>
+              <w:bottom w:val="single" w:space="0" w:color="D3D3D3"/>
+              <w:start w:val="single" w:space="0" w:color="D3D3D3"/>
+              <w:end w:val="single" w:space="0" w:color="D3D3D3"/>
+            </w:tcBorders>
+          </w:tcPr>
+          <w:p>
+            <w:pPr>
+              <w:spacing w:before="0" w:after="60"/>
+              <w:keepNext/>
+              <w:jc w:val="center"/>
+            </w:pPr>
+            <w:r>
+              <w:rPr>
+                <w:rFonts w:ascii="Calibri" w:hAnsi="Calibri"/>
+                <w:sz w:val="20"/>
+              </w:rPr>
+              <w:t xml:space="default"/>
+            </w:r>
+          </w:p>
+        </w:tc>
+      </w:tr>
+      <w:tr>
+        <w:trPr>
+          <w:cantSplit/>
+        </w:trPr>
+        <w:tc>
+          <w:tcPr>
+            <w:tcBorders>
+              <w:top w:val="single" w:space="0" w:color="D3D3D3"/>
+              <w:bottom w:val="single" w:space="0" w:color="D3D3D3"/>
+              <w:start w:val="single" w:space="0" w:color="D3D3D3"/>
+              <w:end w:val="single" w:space="0" w:color="D3D3D3"/>
+            </w:tcBorders>
+          </w:tcPr>
+          <w:p>
+            <w:pPr>
+              <w:spacing w:before="0" w:after="60"/>
+              <w:keepNext/>
+              <w:jc w:val="start"/>
+            </w:pPr>
+            <w:r>
+              <w:rPr>
+                <w:rFonts w:ascii="Calibri" w:hAnsi="Calibri"/>
+                <w:sz w:val="20"/>
+              </w:rPr>
+              <w:t xml:space="default">Type of Admission</w:t>
+            </w:r>
+          </w:p>
+        </w:tc>
+        <w:tc>
+          <w:tcPr>
+            <w:tcBorders>
+              <w:top w:val="single" w:space="0" w:color="D3D3D3"/>
+              <w:bottom w:val="single" w:space="0" w:color="D3D3D3"/>
+              <w:start w:val="single" w:space="0" w:color="D3D3D3"/>
+              <w:end w:val="single" w:space="0" w:color="D3D3D3"/>
+            </w:tcBorders>
+          </w:tcPr>
+          <w:p>
+            <w:pPr>
+              <w:spacing w:before="0" w:after="60"/>
+              <w:keepNext/>
+              <w:jc w:val="center"/>
+            </w:pPr>
+            <w:r>
+              <w:rPr>
+                <w:rFonts w:ascii="Calibri" w:hAnsi="Calibri"/>
+                <w:sz w:val="20"/>
+              </w:rPr>
+              <w:t xml:space="default"/>
+            </w:r>
+          </w:p>
+        </w:tc>
+        <w:tc>
+          <w:tcPr>
+            <w:tcBorders>
+              <w:top w:val="single" w:space="0" w:color="D3D3D3"/>
+              <w:bottom w:val="single" w:space="0" w:color="D3D3D3"/>
+              <w:start w:val="single" w:space="0" w:color="D3D3D3"/>
+              <w:end w:val="single" w:space="0" w:color="D3D3D3"/>
+            </w:tcBorders>
+          </w:tcPr>
+          <w:p>
+            <w:pPr>
+              <w:spacing w:before="0" w:after="60"/>
+              <w:keepNext/>
+              <w:jc w:val="center"/>
+            </w:pPr>
+            <w:r>
+              <w:rPr>
+                <w:rFonts w:ascii="Calibri" w:hAnsi="Calibri"/>
+                <w:sz w:val="20"/>
+              </w:rPr>
+              <w:t xml:space="default"/>
+            </w:r>
+          </w:p>
+        </w:tc>
+        <w:tc>
+          <w:tcPr>
+            <w:tcBorders>
+              <w:top w:val="single" w:space="0" w:color="D3D3D3"/>
+              <w:bottom w:val="single" w:space="0" w:color="D3D3D3"/>
+              <w:start w:val="single" w:space="0" w:color="D3D3D3"/>
+              <w:end w:val="single" w:space="0" w:color="D3D3D3"/>
+            </w:tcBorders>
+          </w:tcPr>
+          <w:p>
+            <w:pPr>
+              <w:spacing w:before="0" w:after="60"/>
+              <w:keepNext/>
+              <w:jc w:val="center"/>
+            </w:pPr>
+            <w:r>
+              <w:rPr>
+                <w:rFonts w:ascii="Calibri" w:hAnsi="Calibri"/>
+                <w:sz w:val="20"/>
+              </w:rPr>
+              <w:t xml:space="default"/>
+            </w:r>
+          </w:p>
+        </w:tc>
+        <w:tc>
+          <w:tcPr>
+            <w:tcBorders>
+              <w:top w:val="single" w:space="0" w:color="D3D3D3"/>
+              <w:bottom w:val="single" w:space="0" w:color="D3D3D3"/>
+              <w:start w:val="single" w:space="0" w:color="D3D3D3"/>
+              <w:end w:val="single" w:space="0" w:color="D3D3D3"/>
+            </w:tcBorders>
+          </w:tcPr>
+          <w:p>
+            <w:pPr>
+              <w:spacing w:before="0" w:after="60"/>
+              <w:keepNext/>
+              <w:jc w:val="center"/>
+            </w:pPr>
+            <w:r>
+              <w:rPr>
+                <w:rFonts w:ascii="Calibri" w:hAnsi="Calibri"/>
+                <w:sz w:val="20"/>
+              </w:rPr>
+              <w:t xml:space="default">&gt;0.9</w:t>
+            </w:r>
+          </w:p>
+        </w:tc>
+      </w:tr>
+      <w:tr>
+        <w:trPr>
+          <w:cantSplit/>
+        </w:trPr>
+        <w:tc>
+          <w:tcPr>
+            <w:tcBorders>
+              <w:top w:val="single" w:space="0" w:color="D3D3D3"/>
+              <w:bottom w:val="single" w:space="0" w:color="D3D3D3"/>
+              <w:start w:val="single" w:space="0" w:color="D3D3D3"/>
+              <w:end w:val="single" w:space="0" w:color="D3D3D3"/>
+            </w:tcBorders>
+          </w:tcPr>
+          <w:p>
+            <w:pPr>
+              <w:spacing w:before="0" w:after="60"/>
+              <w:keepNext/>
+              <w:jc w:val="start"/>
+            </w:pPr>
+            <w:r>
+              <w:rPr>
+                <w:rFonts w:ascii="Calibri" w:hAnsi="Calibri"/>
+                <w:sz w:val="20"/>
+              </w:rPr>
+              <w:t xml:space="default">    Elective</w:t>
+            </w:r>
+          </w:p>
+        </w:tc>
+        <w:tc>
+          <w:tcPr>
+            <w:tcBorders>
+              <w:top w:val="single" w:space="0" w:color="D3D3D3"/>
+              <w:bottom w:val="single" w:space="0" w:color="D3D3D3"/>
+              <w:start w:val="single" w:space="0" w:color="D3D3D3"/>
+              <w:end w:val="single" w:space="0" w:color="D3D3D3"/>
+            </w:tcBorders>
+          </w:tcPr>
+          <w:p>
+            <w:pPr>
+              <w:spacing w:before="0" w:after="60"/>
+              <w:keepNext/>
+              <w:jc w:val="center"/>
+            </w:pPr>
+            <w:r>
+              <w:rPr>
+                <w:rFonts w:ascii="Calibri" w:hAnsi="Calibri"/>
+                <w:sz w:val="20"/>
+              </w:rPr>
+              <w:t xml:space="default">3,010 (14%)</w:t>
+            </w:r>
+          </w:p>
+        </w:tc>
+        <w:tc>
+          <w:tcPr>
+            <w:tcBorders>
+              <w:top w:val="single" w:space="0" w:color="D3D3D3"/>
+              <w:bottom w:val="single" w:space="0" w:color="D3D3D3"/>
+              <w:start w:val="single" w:space="0" w:color="D3D3D3"/>
+              <w:end w:val="single" w:space="0" w:color="D3D3D3"/>
+            </w:tcBorders>
+          </w:tcPr>
+          <w:p>
+            <w:pPr>
+              <w:spacing w:before="0" w:after="60"/>
+              <w:keepNext/>
+              <w:jc w:val="center"/>
+            </w:pPr>
+            <w:r>
+              <w:rPr>
+                <w:rFonts w:ascii="Calibri" w:hAnsi="Calibri"/>
+                <w:sz w:val="20"/>
+              </w:rPr>
+              <w:t xml:space="default">2,420 (14%)</w:t>
+            </w:r>
+          </w:p>
+        </w:tc>
+        <w:tc>
+          <w:tcPr>
+            <w:tcBorders>
+              <w:top w:val="single" w:space="0" w:color="D3D3D3"/>
+              <w:bottom w:val="single" w:space="0" w:color="D3D3D3"/>
+              <w:start w:val="single" w:space="0" w:color="D3D3D3"/>
+              <w:end w:val="single" w:space="0" w:color="D3D3D3"/>
+            </w:tcBorders>
+          </w:tcPr>
+          <w:p>
+            <w:pPr>
+              <w:spacing w:before="0" w:after="60"/>
+              <w:keepNext/>
+              <w:jc w:val="center"/>
+            </w:pPr>
+            <w:r>
+              <w:rPr>
+                <w:rFonts w:ascii="Calibri" w:hAnsi="Calibri"/>
+                <w:sz w:val="20"/>
+              </w:rPr>
+              <w:t xml:space="default">590 (14%)</w:t>
+            </w:r>
+          </w:p>
+        </w:tc>
+        <w:tc>
+          <w:tcPr>
+            <w:tcBorders>
+              <w:top w:val="single" w:space="0" w:color="D3D3D3"/>
+              <w:bottom w:val="single" w:space="0" w:color="D3D3D3"/>
+              <w:start w:val="single" w:space="0" w:color="D3D3D3"/>
+              <w:end w:val="single" w:space="0" w:color="D3D3D3"/>
+            </w:tcBorders>
+          </w:tcPr>
+          <w:p>
+            <w:pPr>
+              <w:spacing w:before="0" w:after="60"/>
+              <w:keepNext/>
+              <w:jc w:val="center"/>
+            </w:pPr>
+            <w:r>
+              <w:rPr>
+                <w:rFonts w:ascii="Calibri" w:hAnsi="Calibri"/>
+                <w:sz w:val="20"/>
+              </w:rPr>
+              <w:t xml:space="default"/>
+            </w:r>
+          </w:p>
+        </w:tc>
+      </w:tr>
+      <w:tr>
+        <w:trPr>
+          <w:cantSplit/>
+        </w:trPr>
+        <w:tc>
+          <w:tcPr>
+            <w:tcBorders>
+              <w:top w:val="single" w:space="0" w:color="D3D3D3"/>
+              <w:bottom w:val="single" w:space="0" w:color="D3D3D3"/>
+              <w:start w:val="single" w:space="0" w:color="D3D3D3"/>
+              <w:end w:val="single" w:space="0" w:color="D3D3D3"/>
+            </w:tcBorders>
+          </w:tcPr>
+          <w:p>
+            <w:pPr>
+              <w:spacing w:before="0" w:after="60"/>
+              <w:keepNext/>
+              <w:jc w:val="start"/>
+            </w:pPr>
+            <w:r>
+              <w:rPr>
+                <w:rFonts w:ascii="Calibri" w:hAnsi="Calibri"/>
+                <w:sz w:val="20"/>
+              </w:rPr>
+              <w:t xml:space="default">    Non-elective</w:t>
+            </w:r>
+          </w:p>
+        </w:tc>
+        <w:tc>
+          <w:tcPr>
+            <w:tcBorders>
+              <w:top w:val="single" w:space="0" w:color="D3D3D3"/>
+              <w:bottom w:val="single" w:space="0" w:color="D3D3D3"/>
+              <w:start w:val="single" w:space="0" w:color="D3D3D3"/>
+              <w:end w:val="single" w:space="0" w:color="D3D3D3"/>
+            </w:tcBorders>
+          </w:tcPr>
+          <w:p>
+            <w:pPr>
+              <w:spacing w:before="0" w:after="60"/>
+              <w:keepNext/>
+              <w:jc w:val="center"/>
+            </w:pPr>
+            <w:r>
+              <w:rPr>
+                <w:rFonts w:ascii="Calibri" w:hAnsi="Calibri"/>
+                <w:sz w:val="20"/>
+              </w:rPr>
+              <w:t xml:space="default">18,341 (86%)</w:t>
+            </w:r>
+          </w:p>
+        </w:tc>
+        <w:tc>
+          <w:tcPr>
+            <w:tcBorders>
+              <w:top w:val="single" w:space="0" w:color="D3D3D3"/>
+              <w:bottom w:val="single" w:space="0" w:color="D3D3D3"/>
+              <w:start w:val="single" w:space="0" w:color="D3D3D3"/>
+              <w:end w:val="single" w:space="0" w:color="D3D3D3"/>
+            </w:tcBorders>
+          </w:tcPr>
+          <w:p>
+            <w:pPr>
+              <w:spacing w:before="0" w:after="60"/>
+              <w:keepNext/>
+              <w:jc w:val="center"/>
+            </w:pPr>
+            <w:r>
+              <w:rPr>
+                <w:rFonts w:ascii="Calibri" w:hAnsi="Calibri"/>
+                <w:sz w:val="20"/>
+              </w:rPr>
+              <w:t xml:space="default">14,768 (86%)</w:t>
+            </w:r>
+          </w:p>
+        </w:tc>
+        <w:tc>
+          <w:tcPr>
+            <w:tcBorders>
+              <w:top w:val="single" w:space="0" w:color="D3D3D3"/>
+              <w:bottom w:val="single" w:space="0" w:color="D3D3D3"/>
+              <w:start w:val="single" w:space="0" w:color="D3D3D3"/>
+              <w:end w:val="single" w:space="0" w:color="D3D3D3"/>
+            </w:tcBorders>
+          </w:tcPr>
+          <w:p>
+            <w:pPr>
+              <w:spacing w:before="0" w:after="60"/>
+              <w:keepNext/>
+              <w:jc w:val="center"/>
+            </w:pPr>
+            <w:r>
+              <w:rPr>
+                <w:rFonts w:ascii="Calibri" w:hAnsi="Calibri"/>
+                <w:sz w:val="20"/>
+              </w:rPr>
+              <w:t xml:space="default">3,573 (86%)</w:t>
             </w:r>
           </w:p>
         </w:tc>
